--- a/Sprint20260921-20261002/HERO-69271_20260930_151226.docx
+++ b/Sprint20260921-20261002/HERO-69271_20260930_151226.docx
@@ -1052,257 +1052,6 @@
         <w:t>3. outTableModuleInfos, exportTableFields, and bSupportHkjc are correctly passed into the floor_plan_view element</w:t>
       </w:r>
     </w:p>
-    <w:p>
-      <w:pPr>
-        <w:spacing w:before="200" w:after="120"/>
-      </w:pPr>
-      <w:r>
-        <w:rPr>
-          <w:rFonts w:ascii="Arial" w:hAnsi="Arial" w:eastAsia="Arial" w:cs="Arial"/>
-          <w:b/>
-          <w:color w:val="000000"/>
-          <w:sz w:val="26"/>
-          <w:u w:val="single"/>
-        </w:rPr>
-        <w:t>Appendix</w:t>
-      </w:r>
-    </w:p>
-    <w:p>
-      <w:pPr>
-        <w:spacing w:before="160" w:after="80"/>
-      </w:pPr>
-      <w:r>
-        <w:rPr>
-          <w:rFonts w:ascii="Arial" w:hAnsi="Arial" w:eastAsia="Arial" w:cs="Arial"/>
-          <w:b/>
-          <w:color w:val="001EFF"/>
-          <w:sz w:val="24"/>
-          <w:u w:val="none"/>
-        </w:rPr>
-        <w:t>A1.Acceptance Criteria from JIRA (HERO-69271)</w:t>
-      </w:r>
-    </w:p>
-    <w:p>
-      <w:pPr>
-        <w:spacing w:before="0" w:after="80"/>
-      </w:pPr>
-      <w:r>
-        <w:rPr>
-          <w:rFonts w:ascii="Arial" w:hAnsi="Arial" w:eastAsia="Arial" w:cs="Arial"/>
-          <w:b/>
-          <w:color w:val="000000"/>
-          <w:sz w:val="20"/>
-          <w:u w:val="none"/>
-        </w:rPr>
-        <w:t>Expected Behavior:</w:t>
-      </w:r>
-    </w:p>
-    <w:p>
-      <w:pPr>
-        <w:spacing w:before="0" w:after="40"/>
-        <w:ind w:left="360" w:hanging="240"/>
-      </w:pPr>
-      <w:r>
-        <w:rPr>
-          <w:rFonts w:ascii="Arial" w:hAnsi="Arial" w:eastAsia="Arial" w:cs="Arial"/>
-          <w:b w:val="0"/>
-          <w:color w:val="000000"/>
-          <w:sz w:val="20"/>
-          <w:u w:val="none"/>
-        </w:rPr>
-        <w:t>1. Outlet / Period / Floor Plan can be switched multiple times; the floor plan reloads correctly each time</w:t>
-      </w:r>
-    </w:p>
-    <w:p>
-      <w:pPr>
-        <w:spacing w:before="0" w:after="40"/>
-        <w:ind w:left="360" w:hanging="240"/>
-      </w:pPr>
-      <w:r>
-        <w:rPr>
-          <w:rFonts w:ascii="Arial" w:hAnsi="Arial" w:eastAsia="Arial" w:cs="Arial"/>
-          <w:b w:val="0"/>
-          <w:color w:val="000000"/>
-          <w:sz w:val="20"/>
-          <w:u w:val="none"/>
-        </w:rPr>
-        <w:t>2. No JavaScript console errors</w:t>
-      </w:r>
-    </w:p>
-    <w:p>
-      <w:pPr>
-        <w:spacing w:before="0" w:after="40"/>
-        <w:ind w:left="360" w:hanging="240"/>
-      </w:pPr>
-      <w:r>
-        <w:rPr>
-          <w:rFonts w:ascii="Arial" w:hAnsi="Arial" w:eastAsia="Arial" w:cs="Arial"/>
-          <w:b w:val="0"/>
-          <w:color w:val="000000"/>
-          <w:sz w:val="20"/>
-          <w:u w:val="none"/>
-        </w:rPr>
-        <w:t>3. No duplicate event handlers or leftover widgets</w:t>
-      </w:r>
-    </w:p>
-    <w:p>
-      <w:pPr>
-        <w:spacing w:before="0" w:after="40"/>
-        <w:ind w:left="360" w:hanging="240"/>
-      </w:pPr>
-      <w:r>
-        <w:rPr>
-          <w:rFonts w:ascii="Arial" w:hAnsi="Arial" w:eastAsia="Arial" w:cs="Arial"/>
-          <w:b w:val="0"/>
-          <w:color w:val="000000"/>
-          <w:sz w:val="20"/>
-          <w:u w:val="none"/>
-        </w:rPr>
-        <w:t>4. HKJC Table Module / Export UI is not shown in Reservation when module data is not loaded (incomplete UI avoided)</w:t>
-      </w:r>
-    </w:p>
-    <w:p>
-      <w:pPr>
-        <w:spacing w:before="0" w:after="80"/>
-      </w:pPr>
-      <w:r>
-        <w:rPr>
-          <w:rFonts w:ascii="Arial" w:hAnsi="Arial" w:eastAsia="Arial" w:cs="Arial"/>
-          <w:b/>
-          <w:color w:val="000000"/>
-          <w:sz w:val="20"/>
-          <w:u w:val="none"/>
-        </w:rPr>
-        <w:t>Root Cause:</w:t>
-      </w:r>
-    </w:p>
-    <w:p>
-      <w:pPr>
-        <w:spacing w:before="0" w:after="40"/>
-        <w:ind w:left="360" w:hanging="240"/>
-      </w:pPr>
-      <w:r>
-        <w:rPr>
-          <w:rFonts w:ascii="Arial" w:hAnsi="Arial" w:eastAsia="Arial" w:cs="Arial"/>
-          <w:b w:val="0"/>
-          <w:color w:val="000000"/>
-          <w:sz w:val="20"/>
-          <w:u w:val="none"/>
-        </w:rPr>
-        <w:t>1. Incomplete reload lifecycle in edit_floor_plan.ctp: New HTML was injected without clearing old DOM, jQuery handlers, or jQuery UI widgets. Inline scripts in floor_plan_view.ctp used top-level const/let, which throw on re-execution</w:t>
-      </w:r>
-    </w:p>
-    <w:p>
-      <w:pPr>
-        <w:spacing w:before="0" w:after="40"/>
-        <w:ind w:left="360" w:hanging="240"/>
-      </w:pPr>
-      <w:r>
-        <w:rPr>
-          <w:rFonts w:ascii="Arial" w:hAnsi="Arial" w:eastAsia="Arial" w:cs="Arial"/>
-          <w:b w:val="0"/>
-          <w:color w:val="000000"/>
-          <w:sz w:val="20"/>
-          <w:u w:val="none"/>
-        </w:rPr>
-        <w:t>2. Event leakage: PBG-related $(document).on('change', …) in floor_plan_view.ctp were not namespaced; handlers from the previous load were not removed</w:t>
-      </w:r>
-    </w:p>
-    <w:p>
-      <w:pPr>
-        <w:spacing w:before="0" w:after="40"/>
-        <w:ind w:left="360" w:hanging="240"/>
-      </w:pPr>
-      <w:r>
-        <w:rPr>
-          <w:rFonts w:ascii="Arial" w:hAnsi="Arial" w:eastAsia="Arial" w:cs="Arial"/>
-          <w:b w:val="0"/>
-          <w:color w:val="000000"/>
-          <w:sz w:val="20"/>
-          <w:u w:val="none"/>
-        </w:rPr>
-        <w:t>3. Missing backend/view variables: load_edit_floor_plan did not pass outTableModuleInfos, exportTableFields, or bSupportHkjc into the floor_plan_view element, and the controller did not set them explicitly</w:t>
-      </w:r>
-    </w:p>
-    <w:p>
-      <w:pPr>
-        <w:spacing w:before="0" w:after="40"/>
-        <w:ind w:left="360" w:hanging="240"/>
-      </w:pPr>
-      <w:r>
-        <w:rPr>
-          <w:rFonts w:ascii="Arial" w:hAnsi="Arial" w:eastAsia="Arial" w:cs="Arial"/>
-          <w:b w:val="0"/>
-          <w:color w:val="000000"/>
-          <w:sz w:val="20"/>
-          <w:u w:val="none"/>
-        </w:rPr>
-        <w:t>4. Outlet-side fix (incidental): FloorPlanTablesController::__updateTableModuleInfo() ignored its $tableModuleInfos argument and read $this-&gt;data['TableModuleInfo'] directly; admin_add could hit an undefined index when TableModuleInfo was absent from POST</w:t>
-      </w:r>
-    </w:p>
-    <w:p>
-      <w:pPr>
-        <w:spacing w:before="0" w:after="80"/>
-      </w:pPr>
-      <w:r>
-        <w:rPr>
-          <w:rFonts w:ascii="Arial" w:hAnsi="Arial" w:eastAsia="Arial" w:cs="Arial"/>
-          <w:b/>
-          <w:color w:val="000000"/>
-          <w:sz w:val="20"/>
-          <w:u w:val="none"/>
-        </w:rPr>
-        <w:t>Workflow:</w:t>
-      </w:r>
-    </w:p>
-    <w:p>
-      <w:pPr>
-        <w:spacing w:before="0" w:after="40"/>
-        <w:ind w:left="360" w:hanging="240"/>
-      </w:pPr>
-      <w:r>
-        <w:rPr>
-          <w:rFonts w:ascii="Arial" w:hAnsi="Arial" w:eastAsia="Arial" w:cs="Arial"/>
-          <w:b w:val="0"/>
-          <w:color w:val="000000"/>
-          <w:sz w:val="20"/>
-          <w:u w:val="none"/>
-        </w:rPr>
-        <w:t>1. Reservation Operation: navigate to [Edit Floor Plan] page</w:t>
-      </w:r>
-    </w:p>
-    <w:p>
-      <w:pPr>
-        <w:spacing w:before="0" w:after="40"/>
-        <w:ind w:left="360" w:hanging="240"/>
-      </w:pPr>
-      <w:r>
-        <w:rPr>
-          <w:rFonts w:ascii="Arial" w:hAnsi="Arial" w:eastAsia="Arial" w:cs="Arial"/>
-          <w:b w:val="0"/>
-          <w:color w:val="000000"/>
-          <w:sz w:val="20"/>
-          <w:u w:val="none"/>
-        </w:rPr>
-        <w:t>2. Change Outlet, Period, or Floor Plan</w:t>
-      </w:r>
-    </w:p>
-    <w:p>
-      <w:pPr>
-        <w:spacing w:before="0" w:after="40"/>
-        <w:ind w:left="360" w:hanging="240"/>
-      </w:pPr>
-      <w:r>
-        <w:rPr>
-          <w:rFonts w:ascii="Arial" w:hAnsi="Arial" w:eastAsia="Arial" w:cs="Arial"/>
-          <w:b w:val="0"/>
-          <w:color w:val="000000"/>
-          <w:sz w:val="20"/>
-          <w:u w:val="none"/>
-        </w:rPr>
-        <w:t>3. Add/edit/move table no., click "Save" icon</w:t>
-      </w:r>
-    </w:p>
     <w:sectPr>
       <w:pgSz w:w="12240" w:h="15840"/>
       <w:pgMar w:top="1440" w:right="1800" w:bottom="1440" w:left="1800" w:header="720" w:footer="720" w:gutter="0"/>
